--- a/templates/termo-ciencia-anuencia-emprestimo.docx
+++ b/templates/termo-ciencia-anuencia-emprestimo.docx
@@ -784,7 +784,7 @@
           <w:color w:val="ff0000"/>
           <w:rtl w:val="0"/>
         </w:rPr>
-        <w:t xml:space="preserve">HIGH TOWER EMPREENDIMENTO IMOBILIÁRIO SPE LTDA, inscrita no CNPJ 62.255.242/0001-83, situada na Rua Flor de Noiva, S/N, Bairro Jardins, Aracruz - ES, CEP 29190-359, e-mail: </w:t>
+        <w:t xml:space="preserve">[EMPREENDIMENTO_RAZAO_SOCIAL], inscrita no CNPJ 62.255.242/0001-83, situada na Rua Flor de Noiva, S/N, Bairro Jardins, Aracruz - ES, CEP 29190-359, e-mail: </w:t>
       </w:r>
       <w:r>
         <w:rPr>

--- a/templates/termo-ciencia-anuencia-emprestimo.docx
+++ b/templates/termo-ciencia-anuencia-emprestimo.docx
@@ -599,7 +599,7 @@
           <w:color w:val="ff0000"/>
           <w:rtl w:val="0"/>
         </w:rPr>
-        <w:t xml:space="preserve">[UNIDADE_NUMERO] (N˚ POR EXTENSO)</w:t>
+        <w:t xml:space="preserve">[UNIDADE_NUMERO] ([UNIDADE_NUMERO_EXTENSO])</w:t>
       </w:r>
       <w:r>
         <w:rPr>
